--- a/블로그글작성/판례/폐기물_대법원_시리즈/판례_대법원2011두12283_폐기물처리사업계획서부적합통보처분취소.docx
+++ b/블로그글작성/판례/폐기물_대법원_시리즈/판례_대법원2011두12283_폐기물처리사업계획서부적합통보처분취소.docx
@@ -222,7 +222,7 @@
           <w:rFonts w:ascii="맑은 고딕" w:hAnsi="맑은 고딕" w:eastAsia="맑은 고딕" w:cs="맑은 고딕"/>
           <w:color w:val="000000"/>
         </w:rPr>
-        <w:t>2. 판시사항</w:t>
+        <w:t>2. 쟁점</w:t>
       </w:r>
     </w:p>
     <w:p>
@@ -260,7 +260,31 @@
           <w:rFonts w:ascii="맑은 고딕" w:hAnsi="맑은 고딕" w:eastAsia="맑은 고딕" w:cs="맑은 고딕"/>
           <w:color w:val="000000"/>
         </w:rPr>
-        <w:t>3. 판결요지</w:t>
+        <w:t>3. 판단</w:t>
+      </w:r>
+    </w:p>
+    <w:p>
+      <w:r>
+        <w:rPr>
+          <w:rFonts w:ascii="맑은 고딕" w:hAnsi="맑은 고딕" w:eastAsia="맑은 고딕" w:cs="맑은 고딕"/>
+          <w:color w:val="000000"/>
+        </w:rPr>
+        <w:t>원심의 판단이</w:t>
+      </w:r>
+    </w:p>
+    <w:p/>
+    <w:p/>
+    <w:p>
+      <w:pPr>
+        <w:pStyle w:val="2"/>
+        <w:spacing w:before="80"/>
+      </w:pPr>
+      <w:r>
+        <w:rPr>
+          <w:rFonts w:ascii="맑은 고딕" w:hAnsi="맑은 고딕" w:eastAsia="맑은 고딕" w:cs="맑은 고딕"/>
+          <w:color w:val="000000"/>
+        </w:rPr>
+        <w:t>4. 판결요지</w:t>
       </w:r>
     </w:p>
     <w:p>
@@ -298,7 +322,7 @@
           <w:rFonts w:ascii="맑은 고딕" w:hAnsi="맑은 고딕" w:eastAsia="맑은 고딕" w:cs="맑은 고딕"/>
           <w:color w:val="000000"/>
         </w:rPr>
-        <w:t>4. 참조 조문</w:t>
+        <w:t>5. 참조 조문</w:t>
       </w:r>
     </w:p>
     <w:p>
@@ -320,7 +344,7 @@
           <w:rFonts w:ascii="맑은 고딕" w:hAnsi="맑은 고딕" w:eastAsia="맑은 고딕" w:cs="맑은 고딕"/>
           <w:color w:val="000000"/>
         </w:rPr>
-        <w:t>※ 본 정리는 국가법령정보센터 판례를 정리한 참고자료이며, 구체적 사안은 판결 원문과 전문가 검토가 필요합니다.</w:t>
+        <w:t>※ 본 정리는 국가법령정보센터 판례를 요약·정리한 참고자료이며, 구체적 사안은 판결 원문과 전문가 검토가 필요합니다.</w:t>
       </w:r>
     </w:p>
     <w:p>
@@ -333,7 +357,7 @@
           <w:color w:val="000000"/>
           <w:sz w:val="18"/>
         </w:rPr>
-        <w:t>태그  #폐기물판례 #폐기물처리사업계획서 #부적합통보 #대법원판례 #2011두12283 #인허가서대리</w:t>
+        <w:t>태그  #폐기물판례 #폐기물처리사업계획서 #부적합통보 #행정판례 #대법원판례 #2011년판례 #2011두12283 #환경법 #환경인허가 #인허가서대리 #서대리</w:t>
       </w:r>
     </w:p>
     <w:p>
